--- a/01_The_Blue_Silence/Manuscript/THE_BLUE_SILENCE_Chapter_34_The_Betrayal.docx
+++ b/01_The_Blue_Silence/Manuscript/THE_BLUE_SILENCE_Chapter_34_The_Betrayal.docx
@@ -52,7 +52,7 @@
         <w:jc w:val="left"/>
       </w:pPr>
       <w:r>
-        <w:t>That was the part he could not forgive at first.</w:t>
+        <w:t>He could not forgive that part at first.</w:t>
       </w:r>
     </w:p>
     <w:p>

--- a/01_The_Blue_Silence/Manuscript/THE_BLUE_SILENCE_Chapter_34_The_Betrayal.docx
+++ b/01_The_Blue_Silence/Manuscript/THE_BLUE_SILENCE_Chapter_34_The_Betrayal.docx
@@ -180,7 +180,7 @@
         <w:jc w:val="left"/>
       </w:pPr>
       <w:r>
-        <w:t>Razak said, “Inspector Nur Aisyah Rahim.”</w:t>
+        <w:t>Razak said, “Inspector Nur Aisyah Othman.”</w:t>
       </w:r>
     </w:p>
     <w:p>
